--- a/tillsyn/A 3777-2026 tillsynsbegäran.docx
+++ b/tillsyn/A 3777-2026 tillsynsbegäran.docx
@@ -242,7 +242,7 @@
     <w:r>
       <w:tab/>
       <w:tab/>
-      <w:t>2026-01-23</w:t>
+      <w:t>2026-01-24</w:t>
       <w:br/>
       <w:br/>
     </w:r>

--- a/tillsyn/A 3777-2026 tillsynsbegäran.docx
+++ b/tillsyn/A 3777-2026 tillsynsbegäran.docx
@@ -242,7 +242,7 @@
     <w:r>
       <w:tab/>
       <w:tab/>
-      <w:t>2026-01-24</w:t>
+      <w:t>2026-01-25</w:t>
       <w:br/>
       <w:br/>
     </w:r>

--- a/tillsyn/A 3777-2026 tillsynsbegäran.docx
+++ b/tillsyn/A 3777-2026 tillsynsbegäran.docx
@@ -242,7 +242,7 @@
     <w:r>
       <w:tab/>
       <w:tab/>
-      <w:t>2026-01-25</w:t>
+      <w:t>2026-01-26</w:t>
       <w:br/>
       <w:br/>
     </w:r>

--- a/tillsyn/A 3777-2026 tillsynsbegäran.docx
+++ b/tillsyn/A 3777-2026 tillsynsbegäran.docx
@@ -242,7 +242,7 @@
     <w:r>
       <w:tab/>
       <w:tab/>
-      <w:t>2026-01-26</w:t>
+      <w:t>2026-01-27</w:t>
       <w:br/>
       <w:br/>
     </w:r>

--- a/tillsyn/A 3777-2026 tillsynsbegäran.docx
+++ b/tillsyn/A 3777-2026 tillsynsbegäran.docx
@@ -242,7 +242,7 @@
     <w:r>
       <w:tab/>
       <w:tab/>
-      <w:t>2026-01-27</w:t>
+      <w:t>2026-01-28</w:t>
       <w:br/>
       <w:br/>
     </w:r>

--- a/tillsyn/A 3777-2026 tillsynsbegäran.docx
+++ b/tillsyn/A 3777-2026 tillsynsbegäran.docx
@@ -318,7 +318,7 @@
     <w:r>
       <w:tab/>
       <w:tab/>
-      <w:t>2026-03-01</w:t>
+      <w:t>2026-03-02</w:t>
       <w:br/>
       <w:br/>
     </w:r>

--- a/tillsyn/A 3777-2026 tillsynsbegäran.docx
+++ b/tillsyn/A 3777-2026 tillsynsbegäran.docx
@@ -35,7 +35,7 @@
     </w:p>
     <w:p>
       <w:r>
-        <w:t>I avverkningsanmälan har följande 5 naturvårdsarter hittats: grönkulla (S, §8), ögonpyrola (S), nattviol (§8), blåsippa (§9) och revlummer (§9). Arter som är signalarter enligt Skogsstyrelsen har markerats med (S). För fridlysta arter anges även paragrafen i Artskyddsförordningen som arten är fridlyst enligt.</w:t>
+        <w:t>I avverkningsanmälan har följande 6 naturvårdsarter hittats: grönkulla (S, §8), ögonpyrola (S), nattviol (§8), blåsippa (§9), lopplummer (aggregat) (§9) och revlummer (§9). Arter som är signalarter enligt Skogsstyrelsen har markerats med (S). För fridlysta arter anges även paragrafen i Artskyddsförordningen som arten är fridlyst enligt.</w:t>
       </w:r>
     </w:p>
     <w:p>
@@ -50,7 +50,7 @@
       <w:r>
         <w:drawing>
           <wp:inline xmlns:a="http://schemas.openxmlformats.org/drawingml/2006/main" xmlns:pic="http://schemas.openxmlformats.org/drawingml/2006/picture">
-            <wp:extent cx="5486400" cy="3379251"/>
+            <wp:extent cx="5486400" cy="3281997"/>
             <wp:docPr id="1" name="Picture 1"/>
             <wp:cNvGraphicFramePr>
               <a:graphicFrameLocks noChangeAspect="1"/>
@@ -71,7 +71,7 @@
                   <pic:spPr>
                     <a:xfrm>
                       <a:off x="0" y="0"/>
-                      <a:ext cx="5486400" cy="3379251"/>
+                      <a:ext cx="5486400" cy="3281997"/>
                     </a:xfrm>
                     <a:prstGeom prst="rect"/>
                   </pic:spPr>
@@ -129,7 +129,7 @@
     </w:p>
     <w:p>
       <w:r>
-        <w:t>Följande fridlysta arter har sina livsmiljöer och växtplatser i den avverkningsanmälda skogen: grönkulla (S, §8), nattviol (§8), blåsippa (§9) och revlummer (§9).</w:t>
+        <w:t>Följande fridlysta arter har sina livsmiljöer och växtplatser i den avverkningsanmälda skogen: grönkulla (S, §8), nattviol (§8), blåsippa (§9), lopplummer (aggregat) (§9) och revlummer (§9).</w:t>
       </w:r>
     </w:p>
     <w:p>
@@ -318,7 +318,7 @@
     <w:r>
       <w:tab/>
       <w:tab/>
-      <w:t>2026-03-02</w:t>
+      <w:t>2026-03-03</w:t>
       <w:br/>
       <w:br/>
     </w:r>

--- a/tillsyn/A 3777-2026 tillsynsbegäran.docx
+++ b/tillsyn/A 3777-2026 tillsynsbegäran.docx
@@ -318,7 +318,7 @@
     <w:r>
       <w:tab/>
       <w:tab/>
-      <w:t>2026-03-03</w:t>
+      <w:t>2026-03-04</w:t>
       <w:br/>
       <w:br/>
     </w:r>

--- a/tillsyn/A 3777-2026 tillsynsbegäran.docx
+++ b/tillsyn/A 3777-2026 tillsynsbegäran.docx
@@ -318,7 +318,7 @@
     <w:r>
       <w:tab/>
       <w:tab/>
-      <w:t>2026-03-04</w:t>
+      <w:t>2026-03-05</w:t>
       <w:br/>
       <w:br/>
     </w:r>

--- a/tillsyn/A 3777-2026 tillsynsbegäran.docx
+++ b/tillsyn/A 3777-2026 tillsynsbegäran.docx
@@ -318,7 +318,7 @@
     <w:r>
       <w:tab/>
       <w:tab/>
-      <w:t>2026-03-05</w:t>
+      <w:t>2026-03-06</w:t>
       <w:br/>
       <w:br/>
     </w:r>

--- a/tillsyn/A 3777-2026 tillsynsbegäran.docx
+++ b/tillsyn/A 3777-2026 tillsynsbegäran.docx
@@ -318,7 +318,7 @@
     <w:r>
       <w:tab/>
       <w:tab/>
-      <w:t>2026-03-06</w:t>
+      <w:t>2026-03-07</w:t>
       <w:br/>
       <w:br/>
     </w:r>

--- a/tillsyn/A 3777-2026 tillsynsbegäran.docx
+++ b/tillsyn/A 3777-2026 tillsynsbegäran.docx
@@ -318,7 +318,7 @@
     <w:r>
       <w:tab/>
       <w:tab/>
-      <w:t>2026-03-07</w:t>
+      <w:t>2026-03-08</w:t>
       <w:br/>
       <w:br/>
     </w:r>

--- a/tillsyn/A 3777-2026 tillsynsbegäran.docx
+++ b/tillsyn/A 3777-2026 tillsynsbegäran.docx
@@ -318,7 +318,7 @@
     <w:r>
       <w:tab/>
       <w:tab/>
-      <w:t>2026-03-08</w:t>
+      <w:t>2026-03-09</w:t>
       <w:br/>
       <w:br/>
     </w:r>

--- a/tillsyn/A 3777-2026 tillsynsbegäran.docx
+++ b/tillsyn/A 3777-2026 tillsynsbegäran.docx
@@ -318,7 +318,7 @@
     <w:r>
       <w:tab/>
       <w:tab/>
-      <w:t>2026-03-09</w:t>
+      <w:t>2026-03-10</w:t>
       <w:br/>
       <w:br/>
     </w:r>

--- a/tillsyn/A 3777-2026 tillsynsbegäran.docx
+++ b/tillsyn/A 3777-2026 tillsynsbegäran.docx
@@ -318,7 +318,7 @@
     <w:r>
       <w:tab/>
       <w:tab/>
-      <w:t>2026-03-10</w:t>
+      <w:t>2026-03-11</w:t>
       <w:br/>
       <w:br/>
     </w:r>

--- a/tillsyn/A 3777-2026 tillsynsbegäran.docx
+++ b/tillsyn/A 3777-2026 tillsynsbegäran.docx
@@ -318,7 +318,7 @@
     <w:r>
       <w:tab/>
       <w:tab/>
-      <w:t>2026-03-11</w:t>
+      <w:t>2026-03-12</w:t>
       <w:br/>
       <w:br/>
     </w:r>

--- a/tillsyn/A 3777-2026 tillsynsbegäran.docx
+++ b/tillsyn/A 3777-2026 tillsynsbegäran.docx
@@ -318,7 +318,7 @@
     <w:r>
       <w:tab/>
       <w:tab/>
-      <w:t>2026-03-12</w:t>
+      <w:t>2026-03-13</w:t>
       <w:br/>
       <w:br/>
     </w:r>

--- a/tillsyn/A 3777-2026 tillsynsbegäran.docx
+++ b/tillsyn/A 3777-2026 tillsynsbegäran.docx
@@ -318,7 +318,7 @@
     <w:r>
       <w:tab/>
       <w:tab/>
-      <w:t>2026-03-13</w:t>
+      <w:t>2026-03-16</w:t>
       <w:br/>
       <w:br/>
     </w:r>

--- a/tillsyn/A 3777-2026 tillsynsbegäran.docx
+++ b/tillsyn/A 3777-2026 tillsynsbegäran.docx
@@ -318,7 +318,7 @@
     <w:r>
       <w:tab/>
       <w:tab/>
-      <w:t>2026-03-16</w:t>
+      <w:t>2026-03-17</w:t>
       <w:br/>
       <w:br/>
     </w:r>

--- a/tillsyn/A 3777-2026 tillsynsbegäran.docx
+++ b/tillsyn/A 3777-2026 tillsynsbegäran.docx
@@ -318,7 +318,7 @@
     <w:r>
       <w:tab/>
       <w:tab/>
-      <w:t>2026-03-17</w:t>
+      <w:t>2026-03-18</w:t>
       <w:br/>
       <w:br/>
     </w:r>

--- a/tillsyn/A 3777-2026 tillsynsbegäran.docx
+++ b/tillsyn/A 3777-2026 tillsynsbegäran.docx
@@ -318,7 +318,7 @@
     <w:r>
       <w:tab/>
       <w:tab/>
-      <w:t>2026-03-18</w:t>
+      <w:t>2026-03-19</w:t>
       <w:br/>
       <w:br/>
     </w:r>

--- a/tillsyn/A 3777-2026 tillsynsbegäran.docx
+++ b/tillsyn/A 3777-2026 tillsynsbegäran.docx
@@ -318,7 +318,7 @@
     <w:r>
       <w:tab/>
       <w:tab/>
-      <w:t>2026-03-19</w:t>
+      <w:t>2026-03-20</w:t>
       <w:br/>
       <w:br/>
     </w:r>

--- a/tillsyn/A 3777-2026 tillsynsbegäran.docx
+++ b/tillsyn/A 3777-2026 tillsynsbegäran.docx
@@ -318,7 +318,7 @@
     <w:r>
       <w:tab/>
       <w:tab/>
-      <w:t>2026-03-20</w:t>
+      <w:t>2026-03-21</w:t>
       <w:br/>
       <w:br/>
     </w:r>

--- a/tillsyn/A 3777-2026 tillsynsbegäran.docx
+++ b/tillsyn/A 3777-2026 tillsynsbegäran.docx
@@ -318,7 +318,7 @@
     <w:r>
       <w:tab/>
       <w:tab/>
-      <w:t>2026-03-21</w:t>
+      <w:t>2026-03-22</w:t>
       <w:br/>
       <w:br/>
     </w:r>

--- a/tillsyn/A 3777-2026 tillsynsbegäran.docx
+++ b/tillsyn/A 3777-2026 tillsynsbegäran.docx
@@ -318,7 +318,7 @@
     <w:r>
       <w:tab/>
       <w:tab/>
-      <w:t>2026-03-22</w:t>
+      <w:t>2026-03-23</w:t>
       <w:br/>
       <w:br/>
     </w:r>

--- a/tillsyn/A 3777-2026 tillsynsbegäran.docx
+++ b/tillsyn/A 3777-2026 tillsynsbegäran.docx
@@ -318,7 +318,7 @@
     <w:r>
       <w:tab/>
       <w:tab/>
-      <w:t>2026-03-23</w:t>
+      <w:t>2026-03-24</w:t>
       <w:br/>
       <w:br/>
     </w:r>

--- a/tillsyn/A 3777-2026 tillsynsbegäran.docx
+++ b/tillsyn/A 3777-2026 tillsynsbegäran.docx
@@ -318,7 +318,7 @@
     <w:r>
       <w:tab/>
       <w:tab/>
-      <w:t>2026-03-24</w:t>
+      <w:t>2026-03-25</w:t>
       <w:br/>
       <w:br/>
     </w:r>

--- a/tillsyn/A 3777-2026 tillsynsbegäran.docx
+++ b/tillsyn/A 3777-2026 tillsynsbegäran.docx
@@ -318,7 +318,7 @@
     <w:r>
       <w:tab/>
       <w:tab/>
-      <w:t>2026-03-25</w:t>
+      <w:t>2026-03-26</w:t>
       <w:br/>
       <w:br/>
     </w:r>

--- a/tillsyn/A 3777-2026 tillsynsbegäran.docx
+++ b/tillsyn/A 3777-2026 tillsynsbegäran.docx
@@ -318,7 +318,7 @@
     <w:r>
       <w:tab/>
       <w:tab/>
-      <w:t>2026-03-26</w:t>
+      <w:t>2026-03-27</w:t>
       <w:br/>
       <w:br/>
     </w:r>

--- a/tillsyn/A 3777-2026 tillsynsbegäran.docx
+++ b/tillsyn/A 3777-2026 tillsynsbegäran.docx
@@ -318,7 +318,7 @@
     <w:r>
       <w:tab/>
       <w:tab/>
-      <w:t>2026-03-27</w:t>
+      <w:t>2026-03-28</w:t>
       <w:br/>
       <w:br/>
     </w:r>

--- a/tillsyn/A 3777-2026 tillsynsbegäran.docx
+++ b/tillsyn/A 3777-2026 tillsynsbegäran.docx
@@ -318,7 +318,7 @@
     <w:r>
       <w:tab/>
       <w:tab/>
-      <w:t>2026-03-28</w:t>
+      <w:t>2026-03-29</w:t>
       <w:br/>
       <w:br/>
     </w:r>

--- a/tillsyn/A 3777-2026 tillsynsbegäran.docx
+++ b/tillsyn/A 3777-2026 tillsynsbegäran.docx
@@ -318,7 +318,7 @@
     <w:r>
       <w:tab/>
       <w:tab/>
-      <w:t>2026-03-29</w:t>
+      <w:t>2026-03-30</w:t>
       <w:br/>
       <w:br/>
     </w:r>

--- a/tillsyn/A 3777-2026 tillsynsbegäran.docx
+++ b/tillsyn/A 3777-2026 tillsynsbegäran.docx
@@ -318,7 +318,7 @@
     <w:r>
       <w:tab/>
       <w:tab/>
-      <w:t>2026-03-30</w:t>
+      <w:t>2026-03-31</w:t>
       <w:br/>
       <w:br/>
     </w:r>

--- a/tillsyn/A 3777-2026 tillsynsbegäran.docx
+++ b/tillsyn/A 3777-2026 tillsynsbegäran.docx
@@ -318,7 +318,7 @@
     <w:r>
       <w:tab/>
       <w:tab/>
-      <w:t>2026-03-31</w:t>
+      <w:t>2026-04-01</w:t>
       <w:br/>
       <w:br/>
     </w:r>

--- a/tillsyn/A 3777-2026 tillsynsbegäran.docx
+++ b/tillsyn/A 3777-2026 tillsynsbegäran.docx
@@ -318,7 +318,7 @@
     <w:r>
       <w:tab/>
       <w:tab/>
-      <w:t>2026-04-01</w:t>
+      <w:t>2026-04-02</w:t>
       <w:br/>
       <w:br/>
     </w:r>

--- a/tillsyn/A 3777-2026 tillsynsbegäran.docx
+++ b/tillsyn/A 3777-2026 tillsynsbegäran.docx
@@ -318,7 +318,7 @@
     <w:r>
       <w:tab/>
       <w:tab/>
-      <w:t>2026-04-02</w:t>
+      <w:t>2026-04-03</w:t>
       <w:br/>
       <w:br/>
     </w:r>

--- a/tillsyn/A 3777-2026 tillsynsbegäran.docx
+++ b/tillsyn/A 3777-2026 tillsynsbegäran.docx
@@ -318,7 +318,7 @@
     <w:r>
       <w:tab/>
       <w:tab/>
-      <w:t>2026-04-03</w:t>
+      <w:t>2026-04-04</w:t>
       <w:br/>
       <w:br/>
     </w:r>

--- a/tillsyn/A 3777-2026 tillsynsbegäran.docx
+++ b/tillsyn/A 3777-2026 tillsynsbegäran.docx
@@ -318,7 +318,7 @@
     <w:r>
       <w:tab/>
       <w:tab/>
-      <w:t>2026-04-04</w:t>
+      <w:t>2026-04-05</w:t>
       <w:br/>
       <w:br/>
     </w:r>

--- a/tillsyn/A 3777-2026 tillsynsbegäran.docx
+++ b/tillsyn/A 3777-2026 tillsynsbegäran.docx
@@ -318,7 +318,7 @@
     <w:r>
       <w:tab/>
       <w:tab/>
-      <w:t>2026-04-05</w:t>
+      <w:t>2026-04-06</w:t>
       <w:br/>
       <w:br/>
     </w:r>

--- a/tillsyn/A 3777-2026 tillsynsbegäran.docx
+++ b/tillsyn/A 3777-2026 tillsynsbegäran.docx
@@ -318,7 +318,7 @@
     <w:r>
       <w:tab/>
       <w:tab/>
-      <w:t>2026-04-06</w:t>
+      <w:t>2026-04-07</w:t>
       <w:br/>
       <w:br/>
     </w:r>

--- a/tillsyn/A 3777-2026 tillsynsbegäran.docx
+++ b/tillsyn/A 3777-2026 tillsynsbegäran.docx
@@ -318,7 +318,7 @@
     <w:r>
       <w:tab/>
       <w:tab/>
-      <w:t>2026-04-07</w:t>
+      <w:t>2026-04-08</w:t>
       <w:br/>
       <w:br/>
     </w:r>

--- a/tillsyn/A 3777-2026 tillsynsbegäran.docx
+++ b/tillsyn/A 3777-2026 tillsynsbegäran.docx
@@ -318,7 +318,7 @@
     <w:r>
       <w:tab/>
       <w:tab/>
-      <w:t>2026-04-08</w:t>
+      <w:t>2026-04-09</w:t>
       <w:br/>
       <w:br/>
     </w:r>

--- a/tillsyn/A 3777-2026 tillsynsbegäran.docx
+++ b/tillsyn/A 3777-2026 tillsynsbegäran.docx
@@ -318,7 +318,7 @@
     <w:r>
       <w:tab/>
       <w:tab/>
-      <w:t>2026-04-09</w:t>
+      <w:t>2026-04-10</w:t>
       <w:br/>
       <w:br/>
     </w:r>

--- a/tillsyn/A 3777-2026 tillsynsbegäran.docx
+++ b/tillsyn/A 3777-2026 tillsynsbegäran.docx
@@ -318,7 +318,7 @@
     <w:r>
       <w:tab/>
       <w:tab/>
-      <w:t>2026-04-10</w:t>
+      <w:t>2026-04-11</w:t>
       <w:br/>
       <w:br/>
     </w:r>

--- a/tillsyn/A 3777-2026 tillsynsbegäran.docx
+++ b/tillsyn/A 3777-2026 tillsynsbegäran.docx
@@ -318,7 +318,7 @@
     <w:r>
       <w:tab/>
       <w:tab/>
-      <w:t>2026-04-14</w:t>
+      <w:t>2026-04-15</w:t>
       <w:br/>
       <w:br/>
     </w:r>

--- a/tillsyn/A 3777-2026 tillsynsbegäran.docx
+++ b/tillsyn/A 3777-2026 tillsynsbegäran.docx
@@ -318,7 +318,7 @@
     <w:r>
       <w:tab/>
       <w:tab/>
-      <w:t>2026-04-15</w:t>
+      <w:t>2026-04-16</w:t>
       <w:br/>
       <w:br/>
     </w:r>

--- a/tillsyn/A 3777-2026 tillsynsbegäran.docx
+++ b/tillsyn/A 3777-2026 tillsynsbegäran.docx
@@ -318,7 +318,7 @@
     <w:r>
       <w:tab/>
       <w:tab/>
-      <w:t>2026-04-16</w:t>
+      <w:t>2026-04-17</w:t>
       <w:br/>
       <w:br/>
     </w:r>

--- a/tillsyn/A 3777-2026 tillsynsbegäran.docx
+++ b/tillsyn/A 3777-2026 tillsynsbegäran.docx
@@ -318,7 +318,7 @@
     <w:r>
       <w:tab/>
       <w:tab/>
-      <w:t>2026-04-17</w:t>
+      <w:t>2026-04-18</w:t>
       <w:br/>
       <w:br/>
     </w:r>

--- a/tillsyn/A 3777-2026 tillsynsbegäran.docx
+++ b/tillsyn/A 3777-2026 tillsynsbegäran.docx
@@ -318,7 +318,7 @@
     <w:r>
       <w:tab/>
       <w:tab/>
-      <w:t>2026-04-18</w:t>
+      <w:t>2026-04-19</w:t>
       <w:br/>
       <w:br/>
     </w:r>

--- a/tillsyn/A 3777-2026 tillsynsbegäran.docx
+++ b/tillsyn/A 3777-2026 tillsynsbegäran.docx
@@ -318,7 +318,7 @@
     <w:r>
       <w:tab/>
       <w:tab/>
-      <w:t>2026-04-19</w:t>
+      <w:t>2026-04-20</w:t>
       <w:br/>
       <w:br/>
     </w:r>

--- a/tillsyn/A 3777-2026 tillsynsbegäran.docx
+++ b/tillsyn/A 3777-2026 tillsynsbegäran.docx
@@ -318,7 +318,7 @@
     <w:r>
       <w:tab/>
       <w:tab/>
-      <w:t>2026-04-20</w:t>
+      <w:t>2026-04-21</w:t>
       <w:br/>
       <w:br/>
     </w:r>

--- a/tillsyn/A 3777-2026 tillsynsbegäran.docx
+++ b/tillsyn/A 3777-2026 tillsynsbegäran.docx
@@ -318,7 +318,7 @@
     <w:r>
       <w:tab/>
       <w:tab/>
-      <w:t>2026-04-21</w:t>
+      <w:t>2026-04-22</w:t>
       <w:br/>
       <w:br/>
     </w:r>

--- a/tillsyn/A 3777-2026 tillsynsbegäran.docx
+++ b/tillsyn/A 3777-2026 tillsynsbegäran.docx
@@ -318,7 +318,7 @@
     <w:r>
       <w:tab/>
       <w:tab/>
-      <w:t>2026-04-22</w:t>
+      <w:t>2026-04-23</w:t>
       <w:br/>
       <w:br/>
     </w:r>

--- a/tillsyn/A 3777-2026 tillsynsbegäran.docx
+++ b/tillsyn/A 3777-2026 tillsynsbegäran.docx
@@ -318,7 +318,7 @@
     <w:r>
       <w:tab/>
       <w:tab/>
-      <w:t>2026-04-23</w:t>
+      <w:t>2026-04-24</w:t>
       <w:br/>
       <w:br/>
     </w:r>

--- a/tillsyn/A 3777-2026 tillsynsbegäran.docx
+++ b/tillsyn/A 3777-2026 tillsynsbegäran.docx
@@ -318,7 +318,7 @@
     <w:r>
       <w:tab/>
       <w:tab/>
-      <w:t>2026-04-24</w:t>
+      <w:t>2026-04-25</w:t>
       <w:br/>
       <w:br/>
     </w:r>

--- a/tillsyn/A 3777-2026 tillsynsbegäran.docx
+++ b/tillsyn/A 3777-2026 tillsynsbegäran.docx
@@ -318,7 +318,7 @@
     <w:r>
       <w:tab/>
       <w:tab/>
-      <w:t>2026-04-25</w:t>
+      <w:t>2026-04-26</w:t>
       <w:br/>
       <w:br/>
     </w:r>

--- a/tillsyn/A 3777-2026 tillsynsbegäran.docx
+++ b/tillsyn/A 3777-2026 tillsynsbegäran.docx
@@ -318,7 +318,7 @@
     <w:r>
       <w:tab/>
       <w:tab/>
-      <w:t>2026-04-26</w:t>
+      <w:t>2026-04-27</w:t>
       <w:br/>
       <w:br/>
     </w:r>

--- a/tillsyn/A 3777-2026 tillsynsbegäran.docx
+++ b/tillsyn/A 3777-2026 tillsynsbegäran.docx
@@ -318,7 +318,7 @@
     <w:r>
       <w:tab/>
       <w:tab/>
-      <w:t>2026-04-27</w:t>
+      <w:t>2026-04-28</w:t>
       <w:br/>
       <w:br/>
     </w:r>

--- a/tillsyn/A 3777-2026 tillsynsbegäran.docx
+++ b/tillsyn/A 3777-2026 tillsynsbegäran.docx
@@ -318,7 +318,7 @@
     <w:r>
       <w:tab/>
       <w:tab/>
-      <w:t>2026-04-28</w:t>
+      <w:t>2026-04-29</w:t>
       <w:br/>
       <w:br/>
     </w:r>

--- a/tillsyn/A 3777-2026 tillsynsbegäran.docx
+++ b/tillsyn/A 3777-2026 tillsynsbegäran.docx
@@ -318,7 +318,7 @@
     <w:r>
       <w:tab/>
       <w:tab/>
-      <w:t>2026-04-29</w:t>
+      <w:t>2026-04-30</w:t>
       <w:br/>
       <w:br/>
     </w:r>

--- a/tillsyn/A 3777-2026 tillsynsbegäran.docx
+++ b/tillsyn/A 3777-2026 tillsynsbegäran.docx
@@ -318,7 +318,7 @@
     <w:r>
       <w:tab/>
       <w:tab/>
-      <w:t>2026-04-30</w:t>
+      <w:t>2026-05-01</w:t>
       <w:br/>
       <w:br/>
     </w:r>

--- a/tillsyn/A 3777-2026 tillsynsbegäran.docx
+++ b/tillsyn/A 3777-2026 tillsynsbegäran.docx
@@ -318,7 +318,7 @@
     <w:r>
       <w:tab/>
       <w:tab/>
-      <w:t>2026-05-01</w:t>
+      <w:t>2026-05-02</w:t>
       <w:br/>
       <w:br/>
     </w:r>

--- a/tillsyn/A 3777-2026 tillsynsbegäran.docx
+++ b/tillsyn/A 3777-2026 tillsynsbegäran.docx
@@ -318,7 +318,7 @@
     <w:r>
       <w:tab/>
       <w:tab/>
-      <w:t>2026-05-02</w:t>
+      <w:t>2026-05-03</w:t>
       <w:br/>
       <w:br/>
     </w:r>

--- a/tillsyn/A 3777-2026 tillsynsbegäran.docx
+++ b/tillsyn/A 3777-2026 tillsynsbegäran.docx
@@ -318,7 +318,7 @@
     <w:r>
       <w:tab/>
       <w:tab/>
-      <w:t>2026-05-03</w:t>
+      <w:t>2026-05-04</w:t>
       <w:br/>
       <w:br/>
     </w:r>

--- a/tillsyn/A 3777-2026 tillsynsbegäran.docx
+++ b/tillsyn/A 3777-2026 tillsynsbegäran.docx
@@ -318,7 +318,7 @@
     <w:r>
       <w:tab/>
       <w:tab/>
-      <w:t>2026-05-04</w:t>
+      <w:t>2026-05-05</w:t>
       <w:br/>
       <w:br/>
     </w:r>

--- a/tillsyn/A 3777-2026 tillsynsbegäran.docx
+++ b/tillsyn/A 3777-2026 tillsynsbegäran.docx
@@ -318,7 +318,7 @@
     <w:r>
       <w:tab/>
       <w:tab/>
-      <w:t>2026-05-05</w:t>
+      <w:t>2026-05-06</w:t>
       <w:br/>
       <w:br/>
     </w:r>

--- a/tillsyn/A 3777-2026 tillsynsbegäran.docx
+++ b/tillsyn/A 3777-2026 tillsynsbegäran.docx
@@ -318,7 +318,7 @@
     <w:r>
       <w:tab/>
       <w:tab/>
-      <w:t>2026-05-06</w:t>
+      <w:t>2026-05-07</w:t>
       <w:br/>
       <w:br/>
     </w:r>

--- a/tillsyn/A 3777-2026 tillsynsbegäran.docx
+++ b/tillsyn/A 3777-2026 tillsynsbegäran.docx
@@ -318,7 +318,7 @@
     <w:r>
       <w:tab/>
       <w:tab/>
-      <w:t>2026-05-07</w:t>
+      <w:t>2026-05-08</w:t>
       <w:br/>
       <w:br/>
     </w:r>

--- a/tillsyn/A 3777-2026 tillsynsbegäran.docx
+++ b/tillsyn/A 3777-2026 tillsynsbegäran.docx
@@ -318,7 +318,7 @@
     <w:r>
       <w:tab/>
       <w:tab/>
-      <w:t>2026-05-08</w:t>
+      <w:t>2026-05-09</w:t>
       <w:br/>
       <w:br/>
     </w:r>

--- a/tillsyn/A 3777-2026 tillsynsbegäran.docx
+++ b/tillsyn/A 3777-2026 tillsynsbegäran.docx
@@ -318,7 +318,7 @@
     <w:r>
       <w:tab/>
       <w:tab/>
-      <w:t>2026-05-09</w:t>
+      <w:t>2026-05-10</w:t>
       <w:br/>
       <w:br/>
     </w:r>

--- a/tillsyn/A 3777-2026 tillsynsbegäran.docx
+++ b/tillsyn/A 3777-2026 tillsynsbegäran.docx
@@ -318,7 +318,7 @@
     <w:r>
       <w:tab/>
       <w:tab/>
-      <w:t>2026-05-10</w:t>
+      <w:t>2026-05-11</w:t>
       <w:br/>
       <w:br/>
     </w:r>

--- a/tillsyn/A 3777-2026 tillsynsbegäran.docx
+++ b/tillsyn/A 3777-2026 tillsynsbegäran.docx
@@ -318,7 +318,7 @@
     <w:r>
       <w:tab/>
       <w:tab/>
-      <w:t>2026-05-11</w:t>
+      <w:t>2026-05-12</w:t>
       <w:br/>
       <w:br/>
     </w:r>

--- a/tillsyn/A 3777-2026 tillsynsbegäran.docx
+++ b/tillsyn/A 3777-2026 tillsynsbegäran.docx
@@ -318,7 +318,7 @@
     <w:r>
       <w:tab/>
       <w:tab/>
-      <w:t>2026-05-12</w:t>
+      <w:t>2026-05-13</w:t>
       <w:br/>
       <w:br/>
     </w:r>

--- a/tillsyn/A 3777-2026 tillsynsbegäran.docx
+++ b/tillsyn/A 3777-2026 tillsynsbegäran.docx
@@ -318,7 +318,7 @@
     <w:r>
       <w:tab/>
       <w:tab/>
-      <w:t>2026-05-13</w:t>
+      <w:t>2026-05-16</w:t>
       <w:br/>
       <w:br/>
     </w:r>

--- a/tillsyn/A 3777-2026 tillsynsbegäran.docx
+++ b/tillsyn/A 3777-2026 tillsynsbegäran.docx
@@ -318,7 +318,7 @@
     <w:r>
       <w:tab/>
       <w:tab/>
-      <w:t>2026-05-16</w:t>
+      <w:t>2026-05-17</w:t>
       <w:br/>
       <w:br/>
     </w:r>

--- a/tillsyn/A 3777-2026 tillsynsbegäran.docx
+++ b/tillsyn/A 3777-2026 tillsynsbegäran.docx
@@ -318,7 +318,7 @@
     <w:r>
       <w:tab/>
       <w:tab/>
-      <w:t>2026-05-17</w:t>
+      <w:t>2026-05-18</w:t>
       <w:br/>
       <w:br/>
     </w:r>

--- a/tillsyn/A 3777-2026 tillsynsbegäran.docx
+++ b/tillsyn/A 3777-2026 tillsynsbegäran.docx
@@ -318,7 +318,7 @@
     <w:r>
       <w:tab/>
       <w:tab/>
-      <w:t>2026-05-18</w:t>
+      <w:t>2026-05-19</w:t>
       <w:br/>
       <w:br/>
     </w:r>

--- a/tillsyn/A 3777-2026 tillsynsbegäran.docx
+++ b/tillsyn/A 3777-2026 tillsynsbegäran.docx
@@ -318,7 +318,7 @@
     <w:r>
       <w:tab/>
       <w:tab/>
-      <w:t>2026-05-19</w:t>
+      <w:t>2026-05-20</w:t>
       <w:br/>
       <w:br/>
     </w:r>

--- a/tillsyn/A 3777-2026 tillsynsbegäran.docx
+++ b/tillsyn/A 3777-2026 tillsynsbegäran.docx
@@ -318,7 +318,7 @@
     <w:r>
       <w:tab/>
       <w:tab/>
-      <w:t>2026-05-20</w:t>
+      <w:t>2026-05-21</w:t>
       <w:br/>
       <w:br/>
     </w:r>

--- a/tillsyn/A 3777-2026 tillsynsbegäran.docx
+++ b/tillsyn/A 3777-2026 tillsynsbegäran.docx
@@ -318,7 +318,7 @@
     <w:r>
       <w:tab/>
       <w:tab/>
-      <w:t>2026-05-21</w:t>
+      <w:t>2026-05-22</w:t>
       <w:br/>
       <w:br/>
     </w:r>

--- a/tillsyn/A 3777-2026 tillsynsbegäran.docx
+++ b/tillsyn/A 3777-2026 tillsynsbegäran.docx
@@ -318,7 +318,7 @@
     <w:r>
       <w:tab/>
       <w:tab/>
-      <w:t>2026-05-22</w:t>
+      <w:t>2026-05-23</w:t>
       <w:br/>
       <w:br/>
     </w:r>

--- a/tillsyn/A 3777-2026 tillsynsbegäran.docx
+++ b/tillsyn/A 3777-2026 tillsynsbegäran.docx
@@ -318,7 +318,7 @@
     <w:r>
       <w:tab/>
       <w:tab/>
-      <w:t>2026-05-23</w:t>
+      <w:t>2026-05-24</w:t>
       <w:br/>
       <w:br/>
     </w:r>

--- a/tillsyn/A 3777-2026 tillsynsbegäran.docx
+++ b/tillsyn/A 3777-2026 tillsynsbegäran.docx
@@ -318,7 +318,7 @@
     <w:r>
       <w:tab/>
       <w:tab/>
-      <w:t>2026-05-24</w:t>
+      <w:t>2026-05-25</w:t>
       <w:br/>
       <w:br/>
     </w:r>

--- a/tillsyn/A 3777-2026 tillsynsbegäran.docx
+++ b/tillsyn/A 3777-2026 tillsynsbegäran.docx
@@ -318,7 +318,7 @@
     <w:r>
       <w:tab/>
       <w:tab/>
-      <w:t>2026-05-25</w:t>
+      <w:t>2026-05-26</w:t>
       <w:br/>
       <w:br/>
     </w:r>

--- a/tillsyn/A 3777-2026 tillsynsbegäran.docx
+++ b/tillsyn/A 3777-2026 tillsynsbegäran.docx
@@ -318,7 +318,7 @@
     <w:r>
       <w:tab/>
       <w:tab/>
-      <w:t>2026-05-26</w:t>
+      <w:t>2026-05-27</w:t>
       <w:br/>
       <w:br/>
     </w:r>

--- a/tillsyn/A 3777-2026 tillsynsbegäran.docx
+++ b/tillsyn/A 3777-2026 tillsynsbegäran.docx
@@ -318,7 +318,7 @@
     <w:r>
       <w:tab/>
       <w:tab/>
-      <w:t>2026-05-27</w:t>
+      <w:t>2026-05-28</w:t>
       <w:br/>
       <w:br/>
     </w:r>

--- a/tillsyn/A 3777-2026 tillsynsbegäran.docx
+++ b/tillsyn/A 3777-2026 tillsynsbegäran.docx
@@ -318,7 +318,7 @@
     <w:r>
       <w:tab/>
       <w:tab/>
-      <w:t>2026-05-28</w:t>
+      <w:t>2026-05-29</w:t>
       <w:br/>
       <w:br/>
     </w:r>

--- a/tillsyn/A 3777-2026 tillsynsbegäran.docx
+++ b/tillsyn/A 3777-2026 tillsynsbegäran.docx
@@ -318,7 +318,7 @@
     <w:r>
       <w:tab/>
       <w:tab/>
-      <w:t>2026-05-29</w:t>
+      <w:t>2026-05-30</w:t>
       <w:br/>
       <w:br/>
     </w:r>

--- a/tillsyn/A 3777-2026 tillsynsbegäran.docx
+++ b/tillsyn/A 3777-2026 tillsynsbegäran.docx
@@ -318,7 +318,7 @@
     <w:r>
       <w:tab/>
       <w:tab/>
-      <w:t>2026-05-30</w:t>
+      <w:t>2026-05-31</w:t>
       <w:br/>
       <w:br/>
     </w:r>

--- a/tillsyn/A 3777-2026 tillsynsbegäran.docx
+++ b/tillsyn/A 3777-2026 tillsynsbegäran.docx
@@ -318,7 +318,7 @@
     <w:r>
       <w:tab/>
       <w:tab/>
-      <w:t>2026-05-31</w:t>
+      <w:t>2026-06-01</w:t>
       <w:br/>
       <w:br/>
     </w:r>

--- a/tillsyn/A 3777-2026 tillsynsbegäran.docx
+++ b/tillsyn/A 3777-2026 tillsynsbegäran.docx
@@ -318,7 +318,7 @@
     <w:r>
       <w:tab/>
       <w:tab/>
-      <w:t>2026-06-01</w:t>
+      <w:t>2026-06-02</w:t>
       <w:br/>
       <w:br/>
     </w:r>

--- a/tillsyn/A 3777-2026 tillsynsbegäran.docx
+++ b/tillsyn/A 3777-2026 tillsynsbegäran.docx
@@ -318,7 +318,7 @@
     <w:r>
       <w:tab/>
       <w:tab/>
-      <w:t>2026-06-02</w:t>
+      <w:t>2026-06-03</w:t>
       <w:br/>
       <w:br/>
     </w:r>

--- a/tillsyn/A 3777-2026 tillsynsbegäran.docx
+++ b/tillsyn/A 3777-2026 tillsynsbegäran.docx
@@ -318,7 +318,7 @@
     <w:r>
       <w:tab/>
       <w:tab/>
-      <w:t>2026-06-03</w:t>
+      <w:t>2026-06-04</w:t>
       <w:br/>
       <w:br/>
     </w:r>

--- a/tillsyn/A 3777-2026 tillsynsbegäran.docx
+++ b/tillsyn/A 3777-2026 tillsynsbegäran.docx
@@ -318,7 +318,7 @@
     <w:r>
       <w:tab/>
       <w:tab/>
-      <w:t>2026-06-04</w:t>
+      <w:t>2026-06-05</w:t>
       <w:br/>
       <w:br/>
     </w:r>
